--- a/core/templates/approval_note.docx
+++ b/core/templates/approval_note.docx
@@ -8,87 +8,77 @@
       </w:pPr>
       <w:r>
         <w:rPr>
+          <w:rFonts w:ascii="Calibri" w:hAnsi="Calibri"/>
           <w:b/>
+          <w:color w:val="1F2328"/>
           <w:sz w:val="26"/>
         </w:rPr>
-        <w:t>OFFICIAL PSU NOTE / APPROVAL MEMORANDUM</w:t>
+        <w:t>INDIAN OIL CORPORATION LIMITED</w:t>
         <w:br/>
+        <w:t>REFINERIES DIVISION — PANIPAT REFINERY</w:t>
+        <w:br/>
+        <w:t>NOTE FOR APPROVAL</w:t>
       </w:r>
     </w:p>
     <w:p>
       <w:pPr>
-        <w:jc w:val="center"/>
+        <w:pStyle w:val="Heading1"/>
+        <w:keepNext/>
+        <w:spacing w:before="360" w:after="120"/>
+        <w:jc w:val="left"/>
       </w:pPr>
       <w:r>
         <w:rPr>
-          <w:i/>
-          <w:color w:val="64748B"/>
-          <w:sz w:val="17"/>
+          <w:rFonts w:ascii="Calibri" w:hAnsi="Calibri"/>
+          <w:b/>
+          <w:color w:val="1F2328"/>
+          <w:sz w:val="28"/>
         </w:rPr>
-        <w:t>Representative template — organisation registers its approved template at deployment.</w:t>
-        <w:br/>
+        <w:t>1. SUBJECT</w:t>
       </w:r>
     </w:p>
-    <w:tbl>
-      <w:tblPr>
-        <w:tblW w:type="auto" w:w="0"/>
-        <w:tblLook w:firstColumn="1" w:firstRow="1" w:lastColumn="0" w:lastRow="0" w:noHBand="0" w:noVBand="1" w:val="04A0"/>
-      </w:tblPr>
-      <w:tblGrid>
-        <w:gridCol w:w="4968"/>
-        <w:gridCol w:w="4968"/>
-      </w:tblGrid>
-      <w:tr>
-        <w:tc>
-          <w:tcPr>
-            <w:tcW w:type="dxa" w:w="4968"/>
-          </w:tcPr>
-          <w:p>
-            <w:r>
-              <w:t>SUBJECT: {{ subject }}</w:t>
-            </w:r>
-          </w:p>
-        </w:tc>
-        <w:tc>
-          <w:tcPr>
-            <w:tcW w:type="dxa" w:w="4968"/>
-          </w:tcPr>
-          <w:p>
-            <w:r>
-              <w:t>REF NO: {{ reference_number }}</w:t>
-            </w:r>
-          </w:p>
-        </w:tc>
-      </w:tr>
-      <w:tr>
-        <w:tc>
-          <w:tcPr>
-            <w:tcW w:type="dxa" w:w="4968"/>
-          </w:tcPr>
-          <w:p>
-            <w:r>
-              <w:t>DEPARTMENT: {{ department }}</w:t>
-            </w:r>
-          </w:p>
-        </w:tc>
-        <w:tc>
-          <w:tcPr>
-            <w:tcW w:type="dxa" w:w="4968"/>
-          </w:tcPr>
-          <w:p>
-            <w:r>
-              <w:t>DATE: {{ date }}</w:t>
-            </w:r>
-          </w:p>
-        </w:tc>
-      </w:tr>
-    </w:tbl>
+    <w:p>
+      <w:r>
+        <w:t>{{ subject }}</w:t>
+      </w:r>
+    </w:p>
     <w:p>
       <w:pPr>
-        <w:pStyle w:val="Heading2"/>
+        <w:pStyle w:val="Heading1"/>
+        <w:keepNext/>
+        <w:spacing w:before="360" w:after="120"/>
+        <w:jc w:val="left"/>
       </w:pPr>
       <w:r>
-        <w:t>1. BACKGROUND</w:t>
+        <w:rPr>
+          <w:rFonts w:ascii="Calibri" w:hAnsi="Calibri"/>
+          <w:b/>
+          <w:color w:val="1F2328"/>
+          <w:sz w:val="28"/>
+        </w:rPr>
+        <w:t>2. REFERENCE &amp; INITIATION</w:t>
+      </w:r>
+    </w:p>
+    <w:p>
+      <w:r>
+        <w:t>{% for ref in reference %}{{ ref }}{% if not loop.last %} | {% endif %}{% endfor %}</w:t>
+      </w:r>
+    </w:p>
+    <w:p>
+      <w:pPr>
+        <w:pStyle w:val="Heading1"/>
+        <w:keepNext/>
+        <w:spacing w:before="360" w:after="120"/>
+        <w:jc w:val="left"/>
+      </w:pPr>
+      <w:r>
+        <w:rPr>
+          <w:rFonts w:ascii="Calibri" w:hAnsi="Calibri"/>
+          <w:b/>
+          <w:color w:val="1F2328"/>
+          <w:sz w:val="28"/>
+        </w:rPr>
+        <w:t>3. BACKGROUND &amp; OPERATIONAL CONTEXT</w:t>
       </w:r>
     </w:p>
     <w:p>
@@ -98,91 +88,148 @@
     </w:p>
     <w:p>
       <w:pPr>
-        <w:pStyle w:val="Heading2"/>
+        <w:pStyle w:val="Heading1"/>
+        <w:keepNext/>
+        <w:spacing w:before="360" w:after="120"/>
+        <w:jc w:val="left"/>
       </w:pPr>
       <w:r>
-        <w:t>2. TECHNICAL OBSERVATIONS &amp; FINDINGS</w:t>
+        <w:rPr>
+          <w:rFonts w:ascii="Calibri" w:hAnsi="Calibri"/>
+          <w:b/>
+          <w:color w:val="1F2328"/>
+          <w:sz w:val="28"/>
+        </w:rPr>
+        <w:t>4. TECHNICAL OBSERVATIONS &amp; DEFECTS</w:t>
       </w:r>
     </w:p>
     <w:p>
       <w:r>
-        <w:t>{% for obs in observations %}• {{ obs.text }}</w:t>
+        <w:t>{% for obs in observations %}• {{ obs.text if obs.text is defined else obs }}</w:t>
         <w:br/>
         <w:t>{% endfor %}</w:t>
       </w:r>
     </w:p>
     <w:p>
       <w:pPr>
-        <w:pStyle w:val="Heading2"/>
+        <w:pStyle w:val="Heading1"/>
+        <w:keepNext/>
+        <w:spacing w:before="360" w:after="120"/>
+        <w:jc w:val="left"/>
       </w:pPr>
       <w:r>
-        <w:t>3. FINANCIAL IMPLICATIONS</w:t>
+        <w:rPr>
+          <w:rFonts w:ascii="Calibri" w:hAnsi="Calibri"/>
+          <w:b/>
+          <w:color w:val="1F2328"/>
+          <w:sz w:val="28"/>
+        </w:rPr>
+        <w:t>5. FINANCIAL &amp; STATUTORY IMPLICATIONS</w:t>
       </w:r>
     </w:p>
     <w:p>
       <w:r>
-        <w:t>{{ financial_implications }}</w:t>
+        <w:t>{{ financial_implication }}</w:t>
       </w:r>
     </w:p>
     <w:p>
       <w:pPr>
-        <w:pStyle w:val="Heading2"/>
+        <w:pStyle w:val="Heading1"/>
+        <w:keepNext/>
+        <w:spacing w:before="360" w:after="120"/>
+        <w:jc w:val="left"/>
       </w:pPr>
       <w:r>
-        <w:t>4. RECOMMENDATIONS FOR APPROVAL</w:t>
+        <w:rPr>
+          <w:rFonts w:ascii="Calibri" w:hAnsi="Calibri"/>
+          <w:b/>
+          <w:color w:val="1F2328"/>
+          <w:sz w:val="28"/>
+        </w:rPr>
+        <w:t>6. RECOMMENDATIONS FOR SANCTION</w:t>
       </w:r>
     </w:p>
     <w:p>
       <w:r>
-        <w:t>{{ recommendations }}</w:t>
+        <w:t>{% for rec in recommendation %}• {{ rec.text if rec.text is defined else rec }}</w:t>
+        <w:br/>
+        <w:t>{% endfor %}</w:t>
       </w:r>
     </w:p>
     <w:p>
       <w:pPr>
-        <w:pStyle w:val="Heading2"/>
+        <w:pStyle w:val="Heading1"/>
+        <w:keepNext/>
+        <w:spacing w:before="360" w:after="120"/>
+        <w:jc w:val="left"/>
       </w:pPr>
       <w:r>
-        <w:t>5. TWO-LEVEL APPROVAL LADDER</w:t>
+        <w:rPr>
+          <w:rFonts w:ascii="Calibri" w:hAnsi="Calibri"/>
+          <w:b/>
+          <w:color w:val="1F2328"/>
+          <w:sz w:val="28"/>
+        </w:rPr>
+        <w:t>7. COMPETENT AUTHORITY APPROVAL LADDER</w:t>
       </w:r>
     </w:p>
     <w:tbl>
       <w:tblPr>
         <w:tblW w:type="auto" w:w="0"/>
+        <w:jc w:val="center"/>
         <w:tblLook w:firstColumn="1" w:firstRow="1" w:lastColumn="0" w:lastRow="0" w:noHBand="0" w:noVBand="1" w:val="04A0"/>
       </w:tblPr>
       <w:tblGrid>
-        <w:gridCol w:w="3312"/>
-        <w:gridCol w:w="3312"/>
-        <w:gridCol w:w="3312"/>
+        <w:gridCol w:w="3024"/>
+        <w:gridCol w:w="3024"/>
+        <w:gridCol w:w="3024"/>
       </w:tblGrid>
       <w:tr>
         <w:tc>
           <w:tcPr>
-            <w:tcW w:type="dxa" w:w="3312"/>
+            <w:tcW w:type="dxa" w:w="3024"/>
+            <w:shd w:val="clear" w:fill="1F2328"/>
           </w:tcPr>
           <w:p>
             <w:r>
-              <w:t>Role</w:t>
+              <w:rPr>
+                <w:b/>
+                <w:color w:val="FFFFFF"/>
+                <w:sz w:val="19"/>
+              </w:rPr>
+              <w:t>Role / Stage</w:t>
             </w:r>
           </w:p>
         </w:tc>
         <w:tc>
           <w:tcPr>
-            <w:tcW w:type="dxa" w:w="3312"/>
+            <w:tcW w:type="dxa" w:w="3024"/>
+            <w:shd w:val="clear" w:fill="1F2328"/>
           </w:tcPr>
           <w:p>
             <w:r>
-              <w:t>Designation</w:t>
+              <w:rPr>
+                <w:b/>
+                <w:color w:val="FFFFFF"/>
+                <w:sz w:val="19"/>
+              </w:rPr>
+              <w:t>Officer Name &amp; Designation</w:t>
             </w:r>
           </w:p>
         </w:tc>
         <w:tc>
           <w:tcPr>
-            <w:tcW w:type="dxa" w:w="3312"/>
+            <w:tcW w:type="dxa" w:w="3024"/>
+            <w:shd w:val="clear" w:fill="1F2328"/>
           </w:tcPr>
           <w:p>
             <w:r>
-              <w:t>Name / Status</w:t>
+              <w:rPr>
+                <w:b/>
+                <w:color w:val="FFFFFF"/>
+                <w:sz w:val="19"/>
+              </w:rPr>
+              <w:t>Action Status</w:t>
             </w:r>
           </w:p>
         </w:tc>
@@ -190,31 +237,55 @@
       <w:tr>
         <w:tc>
           <w:tcPr>
-            <w:tcW w:type="dxa" w:w="3312"/>
+            <w:tcW w:type="dxa" w:w="3024"/>
           </w:tcPr>
           <w:p>
             <w:r>
-              <w:t>MAKER (Prepared By)</w:t>
+              <w:t>{%tr for item in approval_ladder %}</w:t>
             </w:r>
           </w:p>
         </w:tc>
         <w:tc>
           <w:tcPr>
-            <w:tcW w:type="dxa" w:w="3312"/>
+            <w:tcW w:type="dxa" w:w="3024"/>
+          </w:tcPr>
+          <w:p/>
+        </w:tc>
+        <w:tc>
+          <w:tcPr>
+            <w:tcW w:type="dxa" w:w="3024"/>
+          </w:tcPr>
+          <w:p/>
+        </w:tc>
+      </w:tr>
+      <w:tr>
+        <w:tc>
+          <w:tcPr>
+            <w:tcW w:type="dxa" w:w="3024"/>
           </w:tcPr>
           <w:p>
             <w:r>
-              <w:t>{{ maker_designation }}</w:t>
+              <w:t>{{ item.role }}</w:t>
             </w:r>
           </w:p>
         </w:tc>
         <w:tc>
           <w:tcPr>
-            <w:tcW w:type="dxa" w:w="3312"/>
+            <w:tcW w:type="dxa" w:w="3024"/>
           </w:tcPr>
           <w:p>
             <w:r>
-              <w:t>{{ maker_name }}</w:t>
+              <w:t>{{ item.name }}</w:t>
+            </w:r>
+          </w:p>
+        </w:tc>
+        <w:tc>
+          <w:tcPr>
+            <w:tcW w:type="dxa" w:w="3024"/>
+          </w:tcPr>
+          <w:p>
+            <w:r>
+              <w:t>{{ item.status }}</w:t>
             </w:r>
           </w:p>
         </w:tc>
@@ -222,44 +293,86 @@
       <w:tr>
         <w:tc>
           <w:tcPr>
-            <w:tcW w:type="dxa" w:w="3312"/>
+            <w:tcW w:type="dxa" w:w="3024"/>
           </w:tcPr>
           <w:p>
             <w:r>
-              <w:t>CHECKER (Approved By)</w:t>
+              <w:t>{%tr endfor %}</w:t>
             </w:r>
           </w:p>
         </w:tc>
         <w:tc>
           <w:tcPr>
-            <w:tcW w:type="dxa" w:w="3312"/>
+            <w:tcW w:type="dxa" w:w="3024"/>
           </w:tcPr>
-          <w:p>
-            <w:r>
-              <w:t>{{ checker_designation }}</w:t>
-            </w:r>
-          </w:p>
+          <w:p/>
         </w:tc>
         <w:tc>
           <w:tcPr>
-            <w:tcW w:type="dxa" w:w="3312"/>
+            <w:tcW w:type="dxa" w:w="3024"/>
           </w:tcPr>
-          <w:p>
-            <w:r>
-              <w:t>{{ checker_name }}</w:t>
-            </w:r>
-          </w:p>
+          <w:p/>
         </w:tc>
       </w:tr>
     </w:tbl>
     <w:sectPr>
-      <w:pgSz w:w="12240" w:h="15840"/>
-      <w:pgMar w:top="1152" w:right="1152" w:bottom="1152" w:left="1152" w:header="720" w:footer="720" w:gutter="0"/>
+      <w:headerReference w:type="default" r:id="rId9"/>
+      <w:footerReference w:type="default" r:id="rId10"/>
+      <w:pgSz w:w="11906" w:h="16838"/>
+      <w:pgMar w:top="1417" w:right="1134" w:bottom="1417" w:left="1701" w:header="680" w:footer="680" w:gutter="0"/>
       <w:cols w:space="720"/>
       <w:docGrid w:linePitch="360"/>
     </w:sectPr>
   </w:body>
 </w:document>
+</file>
+
+<file path=word/footer1.xml><?xml version="1.0" encoding="utf-8"?>
+<w:ftr xmlns:m="http://schemas.openxmlformats.org/officeDocument/2006/math" xmlns:mc="http://schemas.openxmlformats.org/markup-compatibility/2006" xmlns:mo="http://schemas.microsoft.com/office/mac/office/2008/main" xmlns:mv="urn:schemas-microsoft-com:mac:vml" xmlns:o="urn:schemas-microsoft-com:office:office" xmlns:r="http://schemas.openxmlformats.org/officeDocument/2006/relationships" xmlns:v="urn:schemas-microsoft-com:vml" xmlns:w10="urn:schemas-microsoft-com:office:word" xmlns:w14="http://schemas.microsoft.com/office/word/2010/wordml" xmlns:w="http://schemas.openxmlformats.org/wordprocessingml/2006/main" xmlns:wne="http://schemas.microsoft.com/office/word/2006/wordml" xmlns:wp14="http://schemas.microsoft.com/office/word/2010/wordprocessingDrawing" xmlns:wp="http://schemas.openxmlformats.org/drawingml/2006/wordprocessingDrawing" xmlns:wpc="http://schemas.microsoft.com/office/word/2010/wordprocessingCanvas" xmlns:wpg="http://schemas.microsoft.com/office/word/2010/wordprocessingGroup" xmlns:wpi="http://schemas.microsoft.com/office/word/2010/wordprocessingInk" xmlns:wps="http://schemas.microsoft.com/office/word/2010/wordprocessingShape" mc:Ignorable="w14 wp14">
+  <w:p>
+    <w:pPr>
+      <w:pStyle w:val="Footer"/>
+      <w:jc w:val="left"/>
+    </w:pPr>
+    <w:r>
+      <w:rPr>
+        <w:rFonts w:ascii="IBM Plex Mono" w:hAnsi="IBM Plex Mono"/>
+        <w:color w:val="57606A"/>
+        <w:sz w:val="15"/>
+      </w:rPr>
+      <w:t>Run ID: {{ provenance.run_id }} | Models: {{ provenance.models_used | join(', ') }}</w:t>
+    </w:r>
+  </w:p>
+</w:ftr>
+</file>
+
+<file path=word/header1.xml><?xml version="1.0" encoding="utf-8"?>
+<w:hdr xmlns:m="http://schemas.openxmlformats.org/officeDocument/2006/math" xmlns:mc="http://schemas.openxmlformats.org/markup-compatibility/2006" xmlns:mo="http://schemas.microsoft.com/office/mac/office/2008/main" xmlns:mv="urn:schemas-microsoft-com:mac:vml" xmlns:o="urn:schemas-microsoft-com:office:office" xmlns:r="http://schemas.openxmlformats.org/officeDocument/2006/relationships" xmlns:v="urn:schemas-microsoft-com:vml" xmlns:w10="urn:schemas-microsoft-com:office:word" xmlns:w14="http://schemas.microsoft.com/office/word/2010/wordml" xmlns:w="http://schemas.openxmlformats.org/wordprocessingml/2006/main" xmlns:wne="http://schemas.microsoft.com/office/word/2006/wordml" xmlns:wp14="http://schemas.microsoft.com/office/word/2010/wordprocessingDrawing" xmlns:wp="http://schemas.openxmlformats.org/drawingml/2006/wordprocessingDrawing" xmlns:wpc="http://schemas.microsoft.com/office/word/2010/wordprocessingCanvas" xmlns:wpg="http://schemas.microsoft.com/office/word/2010/wordprocessingGroup" xmlns:wpi="http://schemas.microsoft.com/office/word/2010/wordprocessingInk" xmlns:wps="http://schemas.microsoft.com/office/word/2010/wordprocessingShape" mc:Ignorable="w14 wp14">
+  <w:p>
+    <w:pPr>
+      <w:pStyle w:val="Header"/>
+      <w:jc w:val="center"/>
+    </w:pPr>
+    <w:r>
+      <w:rPr>
+        <w:rFonts w:ascii="IBM Plex Mono" w:hAnsi="IBM Plex Mono"/>
+        <w:color w:val="57606A"/>
+        <w:sz w:val="17"/>
+      </w:rPr>
+      <w:t>CONFIDENTIAL — FOR INTERNAL USE ONLY</w:t>
+      <w:br/>
+    </w:r>
+    <w:r>
+      <w:rPr>
+        <w:rFonts w:ascii="IBM Plex Mono" w:hAnsi="IBM Plex Mono"/>
+        <w:b/>
+        <w:color w:val="F59E0B"/>
+        <w:sz w:val="18"/>
+      </w:rPr>
+      <w:t>DRAFT — REQUIRES APPROVAL BY COMPETENT AUTHORITY</w:t>
+    </w:r>
+  </w:p>
+</w:hdr>
 </file>
 
 <file path=word/numbering.xml><?xml version="1.0" encoding="utf-8"?>
@@ -625,6 +738,14 @@
     <w:name w:val="Normal"/>
     <w:qFormat/>
     <w:rsid w:val="00FC693F"/>
+    <w:pPr>
+      <w:spacing w:line="276" w:lineRule="auto" w:after="120"/>
+    </w:pPr>
+    <w:rPr>
+      <w:rFonts w:ascii="Calibri" w:hAnsi="Calibri"/>
+      <w:color w:val="1F2328"/>
+      <w:sz w:val="22"/>
+    </w:rPr>
   </w:style>
   <w:style w:type="paragraph" w:styleId="Header">
     <w:name w:val="header"/>
